--- a/docs/requirements/프로젝트_기획서.docx
+++ b/docs/requirements/프로젝트_기획서.docx
@@ -248,6 +248,50 @@
             </w:r>
             <w:r>
               <w:rPr>
+                <w:rFonts w:hint="eastAsia"/>
+                <w:color w:val="183153"/>
+                <w:sz w:val="40"/>
+              </w:rPr>
+              <w:t xml:space="preserve">: </w:t>
+            </w:r>
+            <w:proofErr w:type="spellStart"/>
+            <w:r>
+              <w:rPr>
+                <w:rFonts w:hint="eastAsia"/>
+                <w:color w:val="183153"/>
+                <w:sz w:val="40"/>
+              </w:rPr>
+              <w:t>헬끼</w:t>
+            </w:r>
+            <w:proofErr w:type="spellEnd"/>
+            <w:r>
+              <w:rPr>
+                <w:rFonts w:hint="eastAsia"/>
+                <w:color w:val="183153"/>
+                <w:sz w:val="40"/>
+              </w:rPr>
+              <w:t>(</w:t>
+            </w:r>
+            <w:proofErr w:type="spellStart"/>
+            <w:r>
+              <w:rPr>
+                <w:color w:val="183153"/>
+                <w:sz w:val="40"/>
+                <w:lang w:val="en-US"/>
+              </w:rPr>
+              <w:t>helkki</w:t>
+            </w:r>
+            <w:proofErr w:type="spellEnd"/>
+            <w:r>
+              <w:rPr>
+                <w:color w:val="183153"/>
+                <w:sz w:val="40"/>
+                <w:lang w:val="en-US"/>
+              </w:rPr>
+              <w:t>)</w:t>
+            </w:r>
+            <w:r>
+              <w:rPr>
                 <w:color w:val="183153"/>
                 <w:sz w:val="40"/>
               </w:rPr>
@@ -10767,23 +10811,23 @@
                 <w:b w:val="0"/>
                 <w:sz w:val="16"/>
               </w:rPr>
-              <w:t xml:space="preserve">, 목표 대비 </w:t>
-            </w:r>
-            <w:proofErr w:type="spellStart"/>
-            <w:r>
-              <w:rPr>
-                <w:b w:val="0"/>
-                <w:sz w:val="16"/>
-              </w:rPr>
-              <w:t>실제·추가</w:t>
-            </w:r>
-            <w:proofErr w:type="spellEnd"/>
-            <w:r>
-              <w:rPr>
-                <w:b w:val="0"/>
-                <w:sz w:val="16"/>
-              </w:rPr>
-              <w:t xml:space="preserve"> 운동</w:t>
+              <w:t xml:space="preserve">, 목표 </w:t>
+            </w:r>
+            <w:proofErr w:type="spellStart"/>
+            <w:r>
+              <w:rPr>
+                <w:b w:val="0"/>
+                <w:sz w:val="16"/>
+              </w:rPr>
+              <w:t>대비 실제</w:t>
+            </w:r>
+            <w:proofErr w:type="spellEnd"/>
+            <w:r>
+              <w:rPr>
+                <w:b w:val="0"/>
+                <w:sz w:val="16"/>
+              </w:rPr>
+              <w:t>·추가 운동</w:t>
             </w:r>
           </w:p>
         </w:tc>
@@ -11256,7 +11300,6 @@
     <w:p>
       <w:pPr>
         <w:rPr>
-          <w:rFonts w:hint="eastAsia"/>
           <w:lang w:val="en-US"/>
         </w:rPr>
       </w:pPr>
@@ -15794,7 +15837,23 @@
                 <w:b w:val="0"/>
                 <w:sz w:val="15"/>
               </w:rPr>
-              <w:t xml:space="preserve">가명 ID·입력 </w:t>
+              <w:t xml:space="preserve">가명 </w:t>
+            </w:r>
+            <w:proofErr w:type="spellStart"/>
+            <w:r>
+              <w:rPr>
+                <w:b w:val="0"/>
+                <w:sz w:val="15"/>
+              </w:rPr>
+              <w:t>ID·입력</w:t>
+            </w:r>
+            <w:proofErr w:type="spellEnd"/>
+            <w:r>
+              <w:rPr>
+                <w:b w:val="0"/>
+                <w:sz w:val="15"/>
+              </w:rPr>
+              <w:t xml:space="preserve"> </w:t>
             </w:r>
             <w:proofErr w:type="spellStart"/>
             <w:r>
@@ -16095,7 +16154,23 @@
                 <w:b w:val="0"/>
                 <w:sz w:val="16"/>
               </w:rPr>
-              <w:t>실시간 심박·GPS·ECG·혈압·SpO2·의료기록 제외; 기기·API·데이터 출처/</w:t>
+              <w:t>실시간 심박·GPS·ECG·혈압·SpO2·의료기록 제외; 기기·</w:t>
+            </w:r>
+            <w:proofErr w:type="spellStart"/>
+            <w:r>
+              <w:rPr>
+                <w:b w:val="0"/>
+                <w:sz w:val="16"/>
+              </w:rPr>
+              <w:t>API·데이터</w:t>
+            </w:r>
+            <w:proofErr w:type="spellEnd"/>
+            <w:r>
+              <w:rPr>
+                <w:b w:val="0"/>
+                <w:sz w:val="16"/>
+              </w:rPr>
+              <w:t xml:space="preserve"> 출처/</w:t>
             </w:r>
             <w:proofErr w:type="spellStart"/>
             <w:r>
@@ -17214,7 +17289,23 @@
                 <w:b w:val="0"/>
                 <w:sz w:val="15"/>
               </w:rPr>
-              <w:t xml:space="preserve">만 14세 이상만 가입; 계정·연령대·목표·경험·장소·장비·시간만 필수, </w:t>
+              <w:t xml:space="preserve">만 14세 이상만 가입; </w:t>
+            </w:r>
+            <w:proofErr w:type="spellStart"/>
+            <w:r>
+              <w:rPr>
+                <w:b w:val="0"/>
+                <w:sz w:val="15"/>
+              </w:rPr>
+              <w:t>계정·연령대·목표·경험·장소·장비·시간만</w:t>
+            </w:r>
+            <w:proofErr w:type="spellEnd"/>
+            <w:r>
+              <w:rPr>
+                <w:b w:val="0"/>
+                <w:sz w:val="15"/>
+              </w:rPr>
+              <w:t xml:space="preserve"> 필수, </w:t>
             </w:r>
             <w:proofErr w:type="spellStart"/>
             <w:r>
@@ -22071,7 +22162,23 @@
                 <w:b w:val="0"/>
                 <w:sz w:val="15"/>
               </w:rPr>
-              <w:t xml:space="preserve">수행 판정, 동의·보유·삭제, </w:t>
+              <w:t xml:space="preserve">수행 판정, </w:t>
+            </w:r>
+            <w:proofErr w:type="spellStart"/>
+            <w:r>
+              <w:rPr>
+                <w:b w:val="0"/>
+                <w:sz w:val="15"/>
+              </w:rPr>
+              <w:t>동의·보유·삭제</w:t>
+            </w:r>
+            <w:proofErr w:type="spellEnd"/>
+            <w:r>
+              <w:rPr>
+                <w:b w:val="0"/>
+                <w:sz w:val="15"/>
+              </w:rPr>
+              <w:t xml:space="preserve">, </w:t>
             </w:r>
             <w:proofErr w:type="spellStart"/>
             <w:r>
